--- a/Documentation/Guides/swSSO v1.26 - Guide d'administration.docx
+++ b/Documentation/Guides/swSSO v1.26 - Guide d'administration.docx
@@ -7026,14 +7026,12 @@
         <w:rPr>
           <w:sz w:val="18"/>
           <w:szCs w:val="18"/>
-          <w:lang w:val="en-US"/>
         </w:rPr>
       </w:pPr>
       <w:r>
         <w:rPr>
           <w:sz w:val="18"/>
           <w:szCs w:val="18"/>
-          <w:lang w:val="en-US"/>
         </w:rPr>
         <w:t>"c:\program files\swsso\swsso.exe" "%appdata%\swsso\swsso.ini"</w:t>
       </w:r>
@@ -7044,14 +7042,12 @@
         <w:rPr>
           <w:sz w:val="18"/>
           <w:szCs w:val="18"/>
-          <w:lang w:val="en-US"/>
         </w:rPr>
       </w:pPr>
       <w:r>
         <w:rPr>
           <w:sz w:val="18"/>
           <w:szCs w:val="18"/>
-          <w:lang w:val="en-US"/>
         </w:rPr>
         <w:t>"c:\program files\swsso\swsso.exe" "\\serveur\partage\%USERNAME%.ini"</w:t>
       </w:r>
@@ -7062,14 +7058,12 @@
         <w:rPr>
           <w:sz w:val="18"/>
           <w:szCs w:val="18"/>
-          <w:lang w:val="en-US"/>
         </w:rPr>
       </w:pPr>
       <w:r>
         <w:rPr>
           <w:sz w:val="18"/>
           <w:szCs w:val="18"/>
-          <w:lang w:val="en-US"/>
         </w:rPr>
         <w:t>"c:\program files\swsso\swsso.exe" "\\serveur\partage\%USERNAME%\swsso.ini"</w:t>
       </w:r>
@@ -9085,14 +9079,12 @@
         <w:rPr>
           <w:sz w:val="18"/>
           <w:szCs w:val="18"/>
-          <w:lang w:val="en-US"/>
         </w:rPr>
       </w:pPr>
       <w:r>
         <w:rPr>
           <w:sz w:val="18"/>
           <w:szCs w:val="18"/>
-          <w:lang w:val="en-US"/>
         </w:rPr>
         <w:t>[swSSO]</w:t>
       </w:r>
@@ -9103,14 +9095,12 @@
         <w:rPr>
           <w:sz w:val="18"/>
           <w:szCs w:val="18"/>
-          <w:lang w:val="en-US"/>
         </w:rPr>
       </w:pPr>
       <w:r>
         <w:rPr>
           <w:sz w:val="18"/>
           <w:szCs w:val="18"/>
-          <w:lang w:val="en-US"/>
         </w:rPr>
         <w:t>internetCheckVersion=NO</w:t>
       </w:r>
@@ -9121,14 +9111,12 @@
         <w:rPr>
           <w:sz w:val="18"/>
           <w:szCs w:val="18"/>
-          <w:lang w:val="en-US"/>
         </w:rPr>
       </w:pPr>
       <w:r>
         <w:rPr>
           <w:sz w:val="18"/>
           <w:szCs w:val="18"/>
-          <w:lang w:val="en-US"/>
         </w:rPr>
         <w:t>internetCheckBeta=NO</w:t>
       </w:r>
@@ -9139,14 +9127,12 @@
         <w:rPr>
           <w:sz w:val="18"/>
           <w:szCs w:val="18"/>
-          <w:lang w:val="en-US"/>
         </w:rPr>
       </w:pPr>
       <w:r>
         <w:rPr>
           <w:sz w:val="18"/>
           <w:szCs w:val="18"/>
-          <w:lang w:val="en-US"/>
         </w:rPr>
         <w:t>sessionLock=YES</w:t>
       </w:r>
@@ -9154,9 +9140,6 @@
     <w:p>
       <w:pPr>
         <w:pStyle w:val="Standard"/>
-        <w:rPr>
-          <w:lang w:val="en-US"/>
-        </w:rPr>
       </w:pPr>
     </w:p>
     <w:p>
@@ -23264,6 +23247,30 @@
               <w:t>Affiche (1) / masque (0) la case à cocher permettant à l'utilisateur de demander à ne plus saisir son mot de passe swSSO sur son poste de travail.</w:t>
             </w:r>
           </w:p>
+          <w:p>
+            <w:pPr>
+              <w:pStyle w:val="Tableaunormal0"/>
+              <w:snapToGrid w:val="0"/>
+              <w:rPr>
+                <w:b/>
+                <w:bCs/>
+              </w:rPr>
+            </w:pPr>
+            <w:r>
+              <w:rPr>
+                <w:b/>
+                <w:bCs/>
+              </w:rPr>
+              <w:t>N’est plus disponible à partir de la v1.26.3</w:t>
+            </w:r>
+            <w:r>
+              <w:rPr>
+                <w:b/>
+                <w:bCs/>
+              </w:rPr>
+              <w:t xml:space="preserve"> (case à cocher toujours masquée)</w:t>
+            </w:r>
+          </w:p>
         </w:tc>
       </w:tr>
       <w:tr>
@@ -24038,6 +24045,7 @@
               <w:snapToGrid w:val="0"/>
             </w:pPr>
             <w:r>
+              <w:lastRenderedPageBreak/>
               <w:t>ShowAddThisAppMenu</w:t>
             </w:r>
           </w:p>
@@ -24160,7 +24168,6 @@
               <w:snapToGrid w:val="0"/>
             </w:pPr>
             <w:r>
-              <w:lastRenderedPageBreak/>
               <w:t>ShowAskThisAppMenu</w:t>
             </w:r>
           </w:p>
@@ -25248,6 +25255,7 @@
               <w:snapToGrid w:val="0"/>
             </w:pPr>
             <w:r>
+              <w:lastRenderedPageBreak/>
               <w:t>ShowLaunchAppMenu</w:t>
             </w:r>
           </w:p>
@@ -25367,7 +25375,6 @@
               <w:snapToGrid w:val="0"/>
             </w:pPr>
             <w:r>
-              <w:lastRenderedPageBreak/>
               <w:t>ShowMoveMenu</w:t>
             </w:r>
           </w:p>
@@ -26446,6 +26453,7 @@
               <w:snapToGrid w:val="0"/>
             </w:pPr>
             <w:r>
+              <w:lastRenderedPageBreak/>
               <w:t>ShowSignUpMenu</w:t>
             </w:r>
           </w:p>
@@ -26705,7 +26713,6 @@
               <w:snapToGrid w:val="0"/>
             </w:pPr>
             <w:r>
-              <w:lastRenderedPageBreak/>
               <w:t>ShowUploadWithIdPwdMenu</w:t>
             </w:r>
           </w:p>
@@ -27331,6 +27338,7 @@
         <w:pStyle w:val="Standard"/>
       </w:pPr>
       <w:r>
+        <w:lastRenderedPageBreak/>
         <w:t>Ces couleurs peuvent être modifiées et complétées pour des groupes supplémentaires par configuration en base de registre sous la clé PwdGroupColors (même principe que pour les fenêtres exclues, la numérotation commence forcément à 0 et l'énumération des valeurs s'arrête au premier trou dans la liste) :</w:t>
       </w:r>
     </w:p>
@@ -27379,7 +27387,6 @@
               <w:snapToGrid w:val="0"/>
             </w:pPr>
             <w:r>
-              <w:lastRenderedPageBreak/>
               <w:t>Nom de la valeur</w:t>
             </w:r>
           </w:p>
@@ -29717,6 +29724,7 @@
                 <w:sz w:val="18"/>
                 <w:szCs w:val="18"/>
               </w:rPr>
+              <w:lastRenderedPageBreak/>
               <w:t>18</w:t>
             </w:r>
           </w:p>
@@ -29905,7 +29913,6 @@
         <w:pStyle w:val="Standard"/>
       </w:pPr>
       <w:r>
-        <w:lastRenderedPageBreak/>
         <w:t xml:space="preserve">Les événements tracés par l'outil de réinitialisation </w:t>
       </w:r>
       <w:r>
@@ -44149,14 +44156,12 @@
         <w:rPr>
           <w:rFonts w:ascii="Courier New" w:hAnsi="Courier New" w:cs="Courier New"/>
           <w:sz w:val="22"/>
-          <w:lang w:val="en-US"/>
         </w:rPr>
       </w:pPr>
       <w:r>
         <w:rPr>
           <w:rFonts w:ascii="Courier New" w:hAnsi="Courier New" w:cs="Courier New"/>
           <w:sz w:val="22"/>
-          <w:lang w:val="en-US"/>
         </w:rPr>
         <w:t>"MaxConsecutiveCommonChars"=dword:00000000</w:t>
       </w:r>
@@ -44168,14 +44173,12 @@
         <w:rPr>
           <w:rFonts w:ascii="Courier New" w:hAnsi="Courier New" w:cs="Courier New"/>
           <w:sz w:val="22"/>
-          <w:lang w:val="en-US"/>
         </w:rPr>
       </w:pPr>
       <w:r>
         <w:rPr>
           <w:rFonts w:ascii="Courier New" w:hAnsi="Courier New" w:cs="Courier New"/>
           <w:sz w:val="22"/>
-          <w:lang w:val="en-US"/>
         </w:rPr>
         <w:t>"IdMaxCommonChars"=dword:00000000</w:t>
       </w:r>
@@ -44431,10 +44434,10 @@
                   <v:path o:extrusionok="f" gradientshapeok="t" o:connecttype="rect"/>
                   <o:lock v:ext="edit" aspectratio="t"/>
                 </v:shapetype>
-                <v:shape id="_x0000_i1025" type="#_x0000_t75" style="width:3in;height:171.6pt" o:ole="">
+                <v:shape id="_x0000_i1025" type="#_x0000_t75" style="width:3in;height:171.65pt" o:ole="">
                   <v:imagedata r:id="rId52" o:title=""/>
                 </v:shape>
-                <o:OLEObject Type="Embed" ProgID="PBrush" ShapeID="_x0000_i1025" DrawAspect="Content" ObjectID="_1826951332" r:id="rId53"/>
+                <o:OLEObject Type="Embed" ProgID="PBrush" ShapeID="_x0000_i1025" DrawAspect="Content" ObjectID="_1841228655" r:id="rId53"/>
               </w:object>
             </w:r>
           </w:p>
@@ -44571,10 +44574,10 @@
             </w:r>
             <w:r>
               <w:object w:dxaOrig="5160" w:dyaOrig="6090" w14:anchorId="3F37CD1D">
-                <v:shape id="_x0000_i1026" type="#_x0000_t75" style="width:208.2pt;height:245.4pt" o:ole="">
+                <v:shape id="_x0000_i1026" type="#_x0000_t75" style="width:208.15pt;height:245.2pt" o:ole="">
                   <v:imagedata r:id="rId55" o:title=""/>
                 </v:shape>
-                <o:OLEObject Type="Embed" ProgID="PBrush" ShapeID="_x0000_i1026" DrawAspect="Content" ObjectID="_1826951333" r:id="rId56"/>
+                <o:OLEObject Type="Embed" ProgID="PBrush" ShapeID="_x0000_i1026" DrawAspect="Content" ObjectID="_1841228656" r:id="rId56"/>
               </w:object>
             </w:r>
           </w:p>
@@ -44649,10 +44652,10 @@
             </w:pPr>
             <w:r>
               <w:object w:dxaOrig="5055" w:dyaOrig="5985" w14:anchorId="5AC4AAC6">
-                <v:shape id="_x0000_i1027" type="#_x0000_t75" style="width:3in;height:258.6pt" o:ole="">
+                <v:shape id="_x0000_i1027" type="#_x0000_t75" style="width:3in;height:258.8pt" o:ole="">
                   <v:imagedata r:id="rId57" o:title=""/>
                 </v:shape>
-                <o:OLEObject Type="Embed" ProgID="PBrush" ShapeID="_x0000_i1027" DrawAspect="Content" ObjectID="_1826951334" r:id="rId58"/>
+                <o:OLEObject Type="Embed" ProgID="PBrush" ShapeID="_x0000_i1027" DrawAspect="Content" ObjectID="_1841228657" r:id="rId58"/>
               </w:object>
             </w:r>
           </w:p>
